--- a/seminars/iso-14971-risk-management/ISO-14971-Risk-Management-Participant-Handout.docx
+++ b/seminars/iso-14971-risk-management/ISO-14971-Risk-Management-Participant-Handout.docx
@@ -3959,12 +3959,46 @@
                 <w:sz w:val="20"/>
                 <w:szCs w:val="20"/>
               </w:rPr>
-              <w:t xml:space="preserve"> The standard is not; the activity is. ISO 14971:2019 is an FDA-recognized consensus standard, so conformance can be declared in a submission - but recognition is not incorporation. Check the current recognition entry and any transition notice before citing an edition.</w:t>
+              <w:t xml:space="preserve"> The standard is not; the activity is. ISO 14971:2019 is an FDA-recognized consensus standard - recognition number 5-125, ISO 14971 Third edition 2019-12, extent of recognition the complete standard, entered 23 December 2019 and published in Recognition List Number 053 at 85 FR 17584 on 30 March 2020, replacing recognition 5-40 for the 2007 edition. It was unchanged in Recognition List Number 066 of 24 August 2026. Conformance can therefore be declared in a submission - but recognition is not incorporation.</w:t>
             </w:r>
           </w:p>
         </w:tc>
       </w:tr>
     </w:tbl>
+    <w:p>
+      <w:pPr>
+        <w:spacing w:after="120" w:before="0"/>
+      </w:pPr>
+      <w:r>
+        <w:rPr>
+          <w:b w:val="false"/>
+          <w:bCs w:val="false"/>
+          <w:i/>
+          <w:iCs/>
+          <w:color w:val="5A6B7B"/>
+          <w:sz w:val="17"/>
+          <w:szCs w:val="17"/>
+        </w:rPr>
+        <w:t xml:space="preserve">Two details worth having. The QMSR incorporates ISO 13485:2016 and Clause 3 of ISO 9000:2015 by reference, and nothing else: FDA said in response to Comment 9 (89 FR 7503) that the other standards ISO 13485 references may be helpful in understanding its application but are not incorporated. And the word "14971" appears nowhere in the 78 pages of Compliance Program 7382.850 - the inspection program is written entirely against ISO 13485 clauses and 21 CFR Part 820.</w:t>
+      </w:r>
+    </w:p>
+    <w:p>
+      <w:pPr>
+        <w:spacing w:after="120" w:before="0"/>
+      </w:pPr>
+      <w:r>
+        <w:rPr>
+          <w:b w:val="false"/>
+          <w:bCs w:val="false"/>
+          <w:i/>
+          <w:iCs/>
+          <w:color w:val="5A6B7B"/>
+          <w:sz w:val="17"/>
+          <w:szCs w:val="17"/>
+        </w:rPr>
+        <w:t xml:space="preserve">FDA’s response to Comment 19 (89 FR 7504 to 7505) names ISO 13485 Clauses 4.1, 7.1, 7.3, 7.4, 7.5, 7.6 and 8.2 as carrying risk management. The clause list FDA presented at the 14 January 2026 town hall is broader still, adding 6.2 human resources, 8.3 control of nonconforming product and 8.5 improvement. At the same town hall FDA also confirmed that there is no QMSR or ISO 13485 requirement for a quantitative description of risk, which means a semi-quantitative scoring scheme is your choice and not an obligation.</w:t>
+      </w:r>
+    </w:p>
     <w:p>
       <w:pPr>
         <w:pStyle w:val="Heading2"/>
@@ -8576,7 +8610,736 @@
           <w:sz w:val="17"/>
           <w:szCs w:val="17"/>
         </w:rPr>
-        <w:t xml:space="preserve">Team-NB’s Position Paper on Technical Documentation under the MDR, V3, 9 April 2025, states that the MDR does not permit risk acceptance based on a risk priority number alone or on a "green" zone: the acceptability of each risk must be decided individually against predefined criteria. It also expects a statement that the clinical benefits outweigh all the residual risks, and three distinct risk assessments - design, production and process, and clinical or application.</w:t>
+        <w:t xml:space="preserve">Team-NB’s best practice guidance on MDR technical documentation, now at V4 adopted 21 April 2026 (superseding V3 of 9 April 2025), states that the MDR does not permit risk acceptance based on a risk priority number alone or on a "green" zone: the acceptability of each risk must be decided individually against predefined criteria. It also expects a statement that the clinical benefits outweigh all the residual risks, and three distinct risk assessments - design, production and process, and clinical or application.</w:t>
+      </w:r>
+    </w:p>
+    <w:p>
+      <w:pPr>
+        <w:pStyle w:val="Heading3"/>
+      </w:pPr>
+      <w:r>
+        <w:t xml:space="preserve">The five pitfalls a notified-body association has written down</w:t>
+      </w:r>
+    </w:p>
+    <w:p>
+      <w:pPr>
+        <w:spacing w:after="120" w:before="0"/>
+      </w:pPr>
+      <w:r>
+        <w:rPr>
+          <w:b w:val="false"/>
+          <w:bCs w:val="false"/>
+          <w:i w:val="false"/>
+          <w:iCs w:val="false"/>
+          <w:sz w:val="21"/>
+          <w:szCs w:val="21"/>
+        </w:rPr>
+        <w:t xml:space="preserve">Section 5.5 of the Team-NB guidance is a named list of common pitfalls in risk management observed by notified bodies. It is the closest thing to a published, collective deficiency list for risk files, and it is worth reading against your own file line by line.</w:t>
+      </w:r>
+    </w:p>
+    <w:tbl>
+      <w:tblPr>
+        <w:tblW w:type="dxa" w:w="10080"/>
+        <w:tblBorders>
+          <w:top w:val="single" w:color="CBD2D9" w:sz="4"/>
+          <w:left w:val="single" w:color="CBD2D9" w:sz="4"/>
+          <w:bottom w:val="single" w:color="CBD2D9" w:sz="4"/>
+          <w:right w:val="single" w:color="CBD2D9" w:sz="4"/>
+          <w:insideH w:val="single" w:color="CBD2D9" w:sz="4"/>
+          <w:insideV w:val="single" w:color="CBD2D9" w:sz="4"/>
+        </w:tblBorders>
+      </w:tblPr>
+      <w:tblGrid>
+        <w:gridCol w:w="500"/>
+        <w:gridCol w:w="5280"/>
+        <w:gridCol w:w="4300"/>
+      </w:tblGrid>
+      <w:tr>
+        <w:trPr>
+          <w:tblHeader/>
+        </w:trPr>
+        <w:tc>
+          <w:tcPr>
+            <w:tcW w:type="dxa" w:w="500"/>
+            <w:shd w:fill="0F2A4A" w:color="auto" w:val="clear"/>
+            <w:tcMar>
+              <w:top w:type="dxa" w:w="70"/>
+              <w:left w:type="dxa" w:w="100"/>
+              <w:bottom w:type="dxa" w:w="70"/>
+              <w:right w:type="dxa" w:w="100"/>
+            </w:tcMar>
+            <w:vAlign w:val="top"/>
+          </w:tcPr>
+          <w:p>
+            <w:pPr>
+              <w:spacing w:after="40"/>
+            </w:pPr>
+            <w:r>
+              <w:rPr>
+                <w:b/>
+                <w:bCs/>
+                <w:i w:val="false"/>
+                <w:iCs w:val="false"/>
+                <w:color w:val="FFFFFF"/>
+                <w:sz w:val="19"/>
+                <w:szCs w:val="19"/>
+              </w:rPr>
+              <w:t xml:space="preserve">#</w:t>
+            </w:r>
+          </w:p>
+        </w:tc>
+        <w:tc>
+          <w:tcPr>
+            <w:tcW w:type="dxa" w:w="5280"/>
+            <w:shd w:fill="0F2A4A" w:color="auto" w:val="clear"/>
+            <w:tcMar>
+              <w:top w:type="dxa" w:w="70"/>
+              <w:left w:type="dxa" w:w="100"/>
+              <w:bottom w:type="dxa" w:w="70"/>
+              <w:right w:type="dxa" w:w="100"/>
+            </w:tcMar>
+            <w:vAlign w:val="top"/>
+          </w:tcPr>
+          <w:p>
+            <w:pPr>
+              <w:spacing w:after="40"/>
+            </w:pPr>
+            <w:r>
+              <w:rPr>
+                <w:b/>
+                <w:bCs/>
+                <w:i w:val="false"/>
+                <w:iCs w:val="false"/>
+                <w:color w:val="FFFFFF"/>
+                <w:sz w:val="19"/>
+                <w:szCs w:val="19"/>
+              </w:rPr>
+              <w:t xml:space="preserve">The pitfall</w:t>
+            </w:r>
+          </w:p>
+        </w:tc>
+        <w:tc>
+          <w:tcPr>
+            <w:tcW w:type="dxa" w:w="4300"/>
+            <w:shd w:fill="0F2A4A" w:color="auto" w:val="clear"/>
+            <w:tcMar>
+              <w:top w:type="dxa" w:w="70"/>
+              <w:left w:type="dxa" w:w="100"/>
+              <w:bottom w:type="dxa" w:w="70"/>
+              <w:right w:type="dxa" w:w="100"/>
+            </w:tcMar>
+            <w:vAlign w:val="top"/>
+          </w:tcPr>
+          <w:p>
+            <w:pPr>
+              <w:spacing w:after="40"/>
+            </w:pPr>
+            <w:r>
+              <w:rPr>
+                <w:b/>
+                <w:bCs/>
+                <w:i w:val="false"/>
+                <w:iCs w:val="false"/>
+                <w:color w:val="FFFFFF"/>
+                <w:sz w:val="19"/>
+                <w:szCs w:val="19"/>
+              </w:rPr>
+              <w:t xml:space="preserve">What it means for your file</w:t>
+            </w:r>
+          </w:p>
+        </w:tc>
+      </w:tr>
+      <w:tr>
+        <w:trPr>
+          <w:cantSplit/>
+        </w:trPr>
+        <w:tc>
+          <w:tcPr>
+            <w:tcW w:type="dxa" w:w="500"/>
+            <w:shd w:fill="F5F8FB" w:color="auto" w:val="clear"/>
+            <w:tcMar>
+              <w:top w:type="dxa" w:w="70"/>
+              <w:left w:type="dxa" w:w="100"/>
+              <w:bottom w:type="dxa" w:w="70"/>
+              <w:right w:type="dxa" w:w="100"/>
+            </w:tcMar>
+            <w:vAlign w:val="top"/>
+          </w:tcPr>
+          <w:p>
+            <w:pPr>
+              <w:spacing w:after="40"/>
+            </w:pPr>
+            <w:r>
+              <w:rPr>
+                <w:b/>
+                <w:bCs/>
+                <w:i w:val="false"/>
+                <w:iCs w:val="false"/>
+                <w:sz w:val="19"/>
+                <w:szCs w:val="19"/>
+              </w:rPr>
+              <w:t xml:space="preserve">1</w:t>
+            </w:r>
+          </w:p>
+        </w:tc>
+        <w:tc>
+          <w:tcPr>
+            <w:tcW w:type="dxa" w:w="5280"/>
+            <w:shd w:fill="F5F8FB" w:color="auto" w:val="clear"/>
+            <w:tcMar>
+              <w:top w:type="dxa" w:w="70"/>
+              <w:left w:type="dxa" w:w="100"/>
+              <w:bottom w:type="dxa" w:w="70"/>
+              <w:right w:type="dxa" w:w="100"/>
+            </w:tcMar>
+            <w:vAlign w:val="top"/>
+          </w:tcPr>
+          <w:p>
+            <w:pPr>
+              <w:spacing w:after="40"/>
+            </w:pPr>
+            <w:r>
+              <w:rPr>
+                <w:b w:val="false"/>
+                <w:bCs w:val="false"/>
+                <w:i w:val="false"/>
+                <w:iCs w:val="false"/>
+                <w:sz w:val="19"/>
+                <w:szCs w:val="19"/>
+              </w:rPr>
+              <w:t xml:space="preserve">A vague risk control description. The example given is the word "IFU" written in the risk control column with no statement of what information was actually added</w:t>
+            </w:r>
+          </w:p>
+        </w:tc>
+        <w:tc>
+          <w:tcPr>
+            <w:tcW w:type="dxa" w:w="4300"/>
+            <w:shd w:fill="F5F8FB" w:color="auto" w:val="clear"/>
+            <w:tcMar>
+              <w:top w:type="dxa" w:w="70"/>
+              <w:left w:type="dxa" w:w="100"/>
+              <w:bottom w:type="dxa" w:w="70"/>
+              <w:right w:type="dxa" w:w="100"/>
+            </w:tcMar>
+            <w:vAlign w:val="top"/>
+          </w:tcPr>
+          <w:p>
+            <w:pPr>
+              <w:spacing w:after="40"/>
+            </w:pPr>
+            <w:r>
+              <w:rPr>
+                <w:b w:val="false"/>
+                <w:bCs w:val="false"/>
+                <w:i w:val="false"/>
+                <w:iCs w:val="false"/>
+                <w:sz w:val="19"/>
+                <w:szCs w:val="19"/>
+              </w:rPr>
+              <w:t xml:space="preserve">A control has to be described well enough that someone else could verify its effectiveness</w:t>
+            </w:r>
+          </w:p>
+        </w:tc>
+      </w:tr>
+      <w:tr>
+        <w:trPr>
+          <w:cantSplit/>
+        </w:trPr>
+        <w:tc>
+          <w:tcPr>
+            <w:tcW w:type="dxa" w:w="500"/>
+            <w:shd w:fill="FFFFFF" w:color="auto" w:val="clear"/>
+            <w:tcMar>
+              <w:top w:type="dxa" w:w="70"/>
+              <w:left w:type="dxa" w:w="100"/>
+              <w:bottom w:type="dxa" w:w="70"/>
+              <w:right w:type="dxa" w:w="100"/>
+            </w:tcMar>
+            <w:vAlign w:val="top"/>
+          </w:tcPr>
+          <w:p>
+            <w:pPr>
+              <w:spacing w:after="40"/>
+            </w:pPr>
+            <w:r>
+              <w:rPr>
+                <w:b/>
+                <w:bCs/>
+                <w:i w:val="false"/>
+                <w:iCs w:val="false"/>
+                <w:sz w:val="19"/>
+                <w:szCs w:val="19"/>
+              </w:rPr>
+              <w:t xml:space="preserve">2</w:t>
+            </w:r>
+          </w:p>
+        </w:tc>
+        <w:tc>
+          <w:tcPr>
+            <w:tcW w:type="dxa" w:w="5280"/>
+            <w:shd w:fill="FFFFFF" w:color="auto" w:val="clear"/>
+            <w:tcMar>
+              <w:top w:type="dxa" w:w="70"/>
+              <w:left w:type="dxa" w:w="100"/>
+              <w:bottom w:type="dxa" w:w="70"/>
+              <w:right w:type="dxa" w:w="100"/>
+            </w:tcMar>
+            <w:vAlign w:val="top"/>
+          </w:tcPr>
+          <w:p>
+            <w:pPr>
+              <w:spacing w:after="40"/>
+            </w:pPr>
+            <w:r>
+              <w:rPr>
+                <w:b w:val="false"/>
+                <w:bCs w:val="false"/>
+                <w:i w:val="false"/>
+                <w:iCs w:val="false"/>
+                <w:sz w:val="19"/>
+                <w:szCs w:val="19"/>
+              </w:rPr>
+              <w:t xml:space="preserve">Something offered as a risk control that is not one under the Annex I point 4 hierarchy. The example given is sterilisation validation presented as the control for contamination arising from reuse</w:t>
+            </w:r>
+          </w:p>
+        </w:tc>
+        <w:tc>
+          <w:tcPr>
+            <w:tcW w:type="dxa" w:w="4300"/>
+            <w:shd w:fill="FFFFFF" w:color="auto" w:val="clear"/>
+            <w:tcMar>
+              <w:top w:type="dxa" w:w="70"/>
+              <w:left w:type="dxa" w:w="100"/>
+              <w:bottom w:type="dxa" w:w="70"/>
+              <w:right w:type="dxa" w:w="100"/>
+            </w:tcMar>
+            <w:vAlign w:val="top"/>
+          </w:tcPr>
+          <w:p>
+            <w:pPr>
+              <w:spacing w:after="40"/>
+            </w:pPr>
+            <w:r>
+              <w:rPr>
+                <w:b w:val="false"/>
+                <w:bCs w:val="false"/>
+                <w:i w:val="false"/>
+                <w:iCs w:val="false"/>
+                <w:sz w:val="19"/>
+                <w:szCs w:val="19"/>
+              </w:rPr>
+              <w:t xml:space="preserve">The permitted options are safe design and manufacture, protection measures, information for safety, and training. A validation is evidence, not a control</w:t>
+            </w:r>
+          </w:p>
+        </w:tc>
+      </w:tr>
+      <w:tr>
+        <w:trPr>
+          <w:cantSplit/>
+        </w:trPr>
+        <w:tc>
+          <w:tcPr>
+            <w:tcW w:type="dxa" w:w="500"/>
+            <w:shd w:fill="F5F8FB" w:color="auto" w:val="clear"/>
+            <w:tcMar>
+              <w:top w:type="dxa" w:w="70"/>
+              <w:left w:type="dxa" w:w="100"/>
+              <w:bottom w:type="dxa" w:w="70"/>
+              <w:right w:type="dxa" w:w="100"/>
+            </w:tcMar>
+            <w:vAlign w:val="top"/>
+          </w:tcPr>
+          <w:p>
+            <w:pPr>
+              <w:spacing w:after="40"/>
+            </w:pPr>
+            <w:r>
+              <w:rPr>
+                <w:b/>
+                <w:bCs/>
+                <w:i w:val="false"/>
+                <w:iCs w:val="false"/>
+                <w:sz w:val="19"/>
+                <w:szCs w:val="19"/>
+              </w:rPr>
+              <w:t xml:space="preserve">3</w:t>
+            </w:r>
+          </w:p>
+        </w:tc>
+        <w:tc>
+          <w:tcPr>
+            <w:tcW w:type="dxa" w:w="5280"/>
+            <w:shd w:fill="F5F8FB" w:color="auto" w:val="clear"/>
+            <w:tcMar>
+              <w:top w:type="dxa" w:w="70"/>
+              <w:left w:type="dxa" w:w="100"/>
+              <w:bottom w:type="dxa" w:w="70"/>
+              <w:right w:type="dxa" w:w="100"/>
+            </w:tcMar>
+            <w:vAlign w:val="top"/>
+          </w:tcPr>
+          <w:p>
+            <w:pPr>
+              <w:spacing w:after="40"/>
+            </w:pPr>
+            <w:r>
+              <w:rPr>
+                <w:b w:val="false"/>
+                <w:bCs w:val="false"/>
+                <w:i w:val="false"/>
+                <w:iCs w:val="false"/>
+                <w:sz w:val="19"/>
+                <w:szCs w:val="19"/>
+              </w:rPr>
+              <w:t xml:space="preserve">Failure to distinguish verification of implementation from verification of effectiveness</w:t>
+            </w:r>
+          </w:p>
+        </w:tc>
+        <w:tc>
+          <w:tcPr>
+            <w:tcW w:type="dxa" w:w="4300"/>
+            <w:shd w:fill="F5F8FB" w:color="auto" w:val="clear"/>
+            <w:tcMar>
+              <w:top w:type="dxa" w:w="70"/>
+              <w:left w:type="dxa" w:w="100"/>
+              <w:bottom w:type="dxa" w:w="70"/>
+              <w:right w:type="dxa" w:w="100"/>
+            </w:tcMar>
+            <w:vAlign w:val="top"/>
+          </w:tcPr>
+          <w:p>
+            <w:pPr>
+              <w:spacing w:after="40"/>
+            </w:pPr>
+            <w:r>
+              <w:rPr>
+                <w:b w:val="false"/>
+                <w:bCs w:val="false"/>
+                <w:i w:val="false"/>
+                <w:iCs w:val="false"/>
+                <w:sz w:val="19"/>
+                <w:szCs w:val="19"/>
+              </w:rPr>
+              <w:t xml:space="preserve">Both must also be named separately in the risk management plan, not only in the records</w:t>
+            </w:r>
+          </w:p>
+        </w:tc>
+      </w:tr>
+      <w:tr>
+        <w:trPr>
+          <w:cantSplit/>
+        </w:trPr>
+        <w:tc>
+          <w:tcPr>
+            <w:tcW w:type="dxa" w:w="500"/>
+            <w:shd w:fill="FFFFFF" w:color="auto" w:val="clear"/>
+            <w:tcMar>
+              <w:top w:type="dxa" w:w="70"/>
+              <w:left w:type="dxa" w:w="100"/>
+              <w:bottom w:type="dxa" w:w="70"/>
+              <w:right w:type="dxa" w:w="100"/>
+            </w:tcMar>
+            <w:vAlign w:val="top"/>
+          </w:tcPr>
+          <w:p>
+            <w:pPr>
+              <w:spacing w:after="40"/>
+            </w:pPr>
+            <w:r>
+              <w:rPr>
+                <w:b/>
+                <w:bCs/>
+                <w:i w:val="false"/>
+                <w:iCs w:val="false"/>
+                <w:sz w:val="19"/>
+                <w:szCs w:val="19"/>
+              </w:rPr>
+              <w:t xml:space="preserve">4</w:t>
+            </w:r>
+          </w:p>
+        </w:tc>
+        <w:tc>
+          <w:tcPr>
+            <w:tcW w:type="dxa" w:w="5280"/>
+            <w:shd w:fill="FFFFFF" w:color="auto" w:val="clear"/>
+            <w:tcMar>
+              <w:top w:type="dxa" w:w="70"/>
+              <w:left w:type="dxa" w:w="100"/>
+              <w:bottom w:type="dxa" w:w="70"/>
+              <w:right w:type="dxa" w:w="100"/>
+            </w:tcMar>
+            <w:vAlign w:val="top"/>
+          </w:tcPr>
+          <w:p>
+            <w:pPr>
+              <w:spacing w:after="40"/>
+            </w:pPr>
+            <w:r>
+              <w:rPr>
+                <w:b w:val="false"/>
+                <w:bCs w:val="false"/>
+                <w:i w:val="false"/>
+                <w:iCs w:val="false"/>
+                <w:sz w:val="19"/>
+                <w:szCs w:val="19"/>
+              </w:rPr>
+              <w:t xml:space="preserve">A probability scale that cannot be justified. The worked example is an "occasional" band defined as 1 in 10 to 1 in 100, when a risk occurring in every tenth patient is frequent, not occasional</w:t>
+            </w:r>
+          </w:p>
+        </w:tc>
+        <w:tc>
+          <w:tcPr>
+            <w:tcW w:type="dxa" w:w="4300"/>
+            <w:shd w:fill="FFFFFF" w:color="auto" w:val="clear"/>
+            <w:tcMar>
+              <w:top w:type="dxa" w:w="70"/>
+              <w:left w:type="dxa" w:w="100"/>
+              <w:bottom w:type="dxa" w:w="70"/>
+              <w:right w:type="dxa" w:w="100"/>
+            </w:tcMar>
+            <w:vAlign w:val="top"/>
+          </w:tcPr>
+          <w:p>
+            <w:pPr>
+              <w:spacing w:after="40"/>
+            </w:pPr>
+            <w:r>
+              <w:rPr>
+                <w:b w:val="false"/>
+                <w:bCs w:val="false"/>
+                <w:i w:val="false"/>
+                <w:iCs w:val="false"/>
+                <w:sz w:val="19"/>
+                <w:szCs w:val="19"/>
+              </w:rPr>
+              <w:t xml:space="preserve">Band labels have to survive being read back in clinical terms. Test yours by saying the band out loud as a patient frequency</w:t>
+            </w:r>
+          </w:p>
+        </w:tc>
+      </w:tr>
+      <w:tr>
+        <w:trPr>
+          <w:cantSplit/>
+        </w:trPr>
+        <w:tc>
+          <w:tcPr>
+            <w:tcW w:type="dxa" w:w="500"/>
+            <w:shd w:fill="F5F8FB" w:color="auto" w:val="clear"/>
+            <w:tcMar>
+              <w:top w:type="dxa" w:w="70"/>
+              <w:left w:type="dxa" w:w="100"/>
+              <w:bottom w:type="dxa" w:w="70"/>
+              <w:right w:type="dxa" w:w="100"/>
+            </w:tcMar>
+            <w:vAlign w:val="top"/>
+          </w:tcPr>
+          <w:p>
+            <w:pPr>
+              <w:spacing w:after="40"/>
+            </w:pPr>
+            <w:r>
+              <w:rPr>
+                <w:b/>
+                <w:bCs/>
+                <w:i w:val="false"/>
+                <w:iCs w:val="false"/>
+                <w:sz w:val="19"/>
+                <w:szCs w:val="19"/>
+              </w:rPr>
+              <w:t xml:space="preserve">5</w:t>
+            </w:r>
+          </w:p>
+        </w:tc>
+        <w:tc>
+          <w:tcPr>
+            <w:tcW w:type="dxa" w:w="5280"/>
+            <w:shd w:fill="F5F8FB" w:color="auto" w:val="clear"/>
+            <w:tcMar>
+              <w:top w:type="dxa" w:w="70"/>
+              <w:left w:type="dxa" w:w="100"/>
+              <w:bottom w:type="dxa" w:w="70"/>
+              <w:right w:type="dxa" w:w="100"/>
+            </w:tcMar>
+            <w:vAlign w:val="top"/>
+          </w:tcPr>
+          <w:p>
+            <w:pPr>
+              <w:spacing w:after="40"/>
+            </w:pPr>
+            <w:r>
+              <w:rPr>
+                <w:b w:val="false"/>
+                <w:bCs w:val="false"/>
+                <w:i w:val="false"/>
+                <w:iCs w:val="false"/>
+                <w:sz w:val="19"/>
+                <w:szCs w:val="19"/>
+              </w:rPr>
+              <w:t xml:space="preserve">Risk acceptability decided by risk priority number, a "green" zone or similar, rather than each risk individually against predefined criteria</w:t>
+            </w:r>
+          </w:p>
+        </w:tc>
+        <w:tc>
+          <w:tcPr>
+            <w:tcW w:type="dxa" w:w="4300"/>
+            <w:shd w:fill="F5F8FB" w:color="auto" w:val="clear"/>
+            <w:tcMar>
+              <w:top w:type="dxa" w:w="70"/>
+              <w:left w:type="dxa" w:w="100"/>
+              <w:bottom w:type="dxa" w:w="70"/>
+              <w:right w:type="dxa" w:w="100"/>
+            </w:tcMar>
+            <w:vAlign w:val="top"/>
+          </w:tcPr>
+          <w:p>
+            <w:pPr>
+              <w:spacing w:after="40"/>
+            </w:pPr>
+            <w:r>
+              <w:rPr>
+                <w:b w:val="false"/>
+                <w:bCs w:val="false"/>
+                <w:i w:val="false"/>
+                <w:iCs w:val="false"/>
+                <w:sz w:val="19"/>
+                <w:szCs w:val="19"/>
+              </w:rPr>
+              <w:t xml:space="preserve">This wording is identical in V3 and V4, so it is a settled position and not a new one</w:t>
+            </w:r>
+          </w:p>
+        </w:tc>
+      </w:tr>
+    </w:tbl>
+    <w:tbl>
+      <w:tblPr>
+        <w:tblW w:type="dxa" w:w="10080"/>
+        <w:tblBorders>
+          <w:top w:val="none" w:color="FFFFFF" w:sz="0"/>
+          <w:left w:val="none" w:color="FFFFFF" w:sz="0"/>
+          <w:bottom w:val="none" w:color="FFFFFF" w:sz="0"/>
+          <w:right w:val="none" w:color="FFFFFF" w:sz="0"/>
+          <w:insideH w:val="none" w:color="FFFFFF" w:sz="0"/>
+          <w:insideV w:val="none" w:color="FFFFFF" w:sz="0"/>
+        </w:tblBorders>
+      </w:tblPr>
+      <w:tblGrid>
+        <w:gridCol w:w="10080"/>
+      </w:tblGrid>
+      <w:tr>
+        <w:trPr>
+          <w:cantSplit/>
+        </w:trPr>
+        <w:tc>
+          <w:tcPr>
+            <w:tcW w:type="dxa" w:w="10080"/>
+            <w:shd w:fill="FBF2DE" w:color="auto" w:val="clear"/>
+            <w:tcMar>
+              <w:top w:type="dxa" w:w="140"/>
+              <w:left w:type="dxa" w:w="200"/>
+              <w:bottom w:type="dxa" w:w="140"/>
+              <w:right w:type="dxa" w:w="200"/>
+            </w:tcMar>
+          </w:tcPr>
+          <w:p>
+            <w:pPr>
+              <w:spacing w:after="60"/>
+            </w:pPr>
+            <w:r>
+              <w:rPr>
+                <w:b/>
+                <w:bCs/>
+                <w:i w:val="false"/>
+                <w:iCs w:val="false"/>
+                <w:sz w:val="20"/>
+                <w:szCs w:val="20"/>
+              </w:rPr>
+              <w:t xml:space="preserve">What V4 added in April 2026.</w:t>
+            </w:r>
+            <w:r>
+              <w:rPr>
+                <w:b w:val="false"/>
+                <w:bCs w:val="false"/>
+                <w:i w:val="false"/>
+                <w:iCs w:val="false"/>
+                <w:sz w:val="20"/>
+                <w:szCs w:val="20"/>
+              </w:rPr>
+              <w:t xml:space="preserve"> A new pitfall that did not appear in V3: a warning or caution in the instructions for use used as a risk control without usability-engineering evidence of its effectiveness. That is the same defect as the one in Exercise B, and it is now on a notified-body association’s published list.</w:t>
+            </w:r>
+          </w:p>
+        </w:tc>
+      </w:tr>
+    </w:tbl>
+    <w:p>
+      <w:pPr>
+        <w:pStyle w:val="Heading3"/>
+      </w:pPr>
+      <w:r>
+        <w:t xml:space="preserve">Two Team-NB requirements that are routinely absent</w:t>
+      </w:r>
+    </w:p>
+    <w:p>
+      <w:pPr>
+        <w:pStyle w:val="ListParagraph"/>
+        <w:numPr>
+          <w:ilvl w:val="0"/>
+          <w:numId w:val="2"/>
+        </w:numPr>
+        <w:spacing w:after="60"/>
+      </w:pPr>
+      <w:r>
+        <w:rPr>
+          <w:b/>
+          <w:bCs/>
+          <w:i w:val="false"/>
+          <w:iCs w:val="false"/>
+          <w:sz w:val="21"/>
+          <w:szCs w:val="21"/>
+        </w:rPr>
+        <w:t xml:space="preserve">A clinical expert assigned to the risk management team.</w:t>
+      </w:r>
+      <w:r>
+        <w:rPr>
+          <w:b w:val="false"/>
+          <w:bCs w:val="false"/>
+          <w:i w:val="false"/>
+          <w:iCs w:val="false"/>
+          <w:sz w:val="21"/>
+          <w:szCs w:val="21"/>
+        </w:rPr>
+        <w:t xml:space="preserve"> Section 5.1 closes its list of risk management plan contents with a requirement for qualified persons, including the assignment of a clinical expert. Most plans name engineering and quality roles and stop there.</w:t>
+      </w:r>
+    </w:p>
+    <w:p>
+      <w:pPr>
+        <w:pStyle w:val="ListParagraph"/>
+        <w:numPr>
+          <w:ilvl w:val="0"/>
+          <w:numId w:val="2"/>
+        </w:numPr>
+        <w:spacing w:after="60"/>
+      </w:pPr>
+      <w:r>
+        <w:rPr>
+          <w:b/>
+          <w:bCs/>
+          <w:i w:val="false"/>
+          <w:iCs w:val="false"/>
+          <w:sz w:val="21"/>
+          <w:szCs w:val="21"/>
+        </w:rPr>
+        <w:t xml:space="preserve">Cybersecurity hazards, and use-environment and user-competence hazards, inside the risk analysis.</w:t>
+      </w:r>
+      <w:r>
+        <w:rPr>
+          <w:b w:val="false"/>
+          <w:bCs w:val="false"/>
+          <w:i w:val="false"/>
+          <w:iCs w:val="false"/>
+          <w:sz w:val="21"/>
+          <w:szCs w:val="21"/>
+        </w:rPr>
+        <w:t xml:space="preserve"> Section 5.3 lists hazards related to cybersecurity, to ergonomic features, to the use environment, and to the technical knowledge, experience, education and training of the intended users.</w:t>
       </w:r>
     </w:p>
     <w:p>
@@ -12264,7 +13027,7 @@
           <w:sz w:val="21"/>
           <w:szCs w:val="21"/>
         </w:rPr>
-        <w:t xml:space="preserve">Team-NB, Position Paper on Technical Documentation under the MDR, V3, 9 April 2025.</w:t>
+        <w:t xml:space="preserve">Team-NB, best practice guidance on MDR Annex II/III technical documentation, V4, adopted 21 April 2026, 92 pages, superseding V3 of 9 April 2025. Section 5 is Benefit-Risk Analysis and Risk Management; section 5.5 is the named list of common pitfalls in risk management.</w:t>
       </w:r>
     </w:p>
     <w:p>
@@ -12327,7 +13090,7 @@
           <w:sz w:val="21"/>
           <w:szCs w:val="21"/>
         </w:rPr>
-        <w:t xml:space="preserve">FDA recognized consensus standards database, for the currently recognized edition of ISO 14971 and any transition notice.</w:t>
+        <w:t xml:space="preserve">FDA Recognized Consensus Standards database, ISO 14971 at recognition number 5-125 (complete standard); Federal Register Recognition List Number 053, 85 FR 17584, 30 March 2020; confirmed unchanged in Recognition List Number 066, 91 FR 54715, 24 August 2026.</w:t>
       </w:r>
     </w:p>
     <w:tbl>
